--- a/이탈리아 검사/1부/1부_11화_벨란디의_죽음.docx
+++ b/이탈리아 검사/1부/1부_11화_벨란디의_죽음.docx
@@ -5528,29 +5528,6 @@
           <w:sz w:val="26"/>
         </w:rPr>
         <w:t>핵심 문학 인용</w:t>
-      </w:r>
-    </w:p>
-    <w:p>
-      <w:pPr>
-        <w:spacing w:before="0" w:after="120"/>
-      </w:pPr>
-      <w:r>
-        <w:rPr>
-          <w:rFonts w:ascii="Times New Roman" w:hAnsi="Times New Roman" w:eastAsia="Malgun Gothic"/>
-          <w:b/>
-          <w:i w:val="0"/>
-          <w:sz w:val="22"/>
-        </w:rPr>
-        <w:t>체사레 베카리아 『범죄와 형벌』(Dei delitti e delle pene, 1764): «Uno dei più gran freni dei delitti non è la crudeltà delle pene, ma l'infallibilità di esse»</w:t>
-      </w:r>
-      <w:r>
-        <w:rPr>
-          <w:rFonts w:ascii="Times New Roman" w:hAnsi="Times New Roman" w:eastAsia="Malgun Gothic"/>
-          <w:b w:val="0"/>
-          <w:i w:val="0"/>
-          <w:sz w:val="22"/>
-        </w:rPr>
-        <w:t xml:space="preserve"> — 한국어 해설: 장면 1에서 벨란디가 2화에 알레시오에게 건넨 밑줄 친 책을 다시 펴 읽는다. 출처를 묻지 않은 증거에 기대는 제자에게 '더러운 증거로는 형벌이 확실해지지 않는다, 그건 운일 뿐'이라고 경고하는 그의 마지막 가르침이 된다. 7부 이후 알레시오가 저버리고 10부에 되찾을 원칙.</w:t>
       </w:r>
     </w:p>
     <w:p>
